--- a/printables/u04/02-重难点题型/u04-重难点题型-15min-模板.docx
+++ b/printables/u04/02-重难点题型/u04-重难点题型-15min-模板.docx
@@ -29,7 +29,7 @@
           <w:color w:val="0F5F8A"/>
           <w:sz w:val="26"/>
         </w:rPr>
-        <w:t>四上 · 数量关系 · 重难点题型练习</w:t>
+        <w:t>四上 · 三位数乘两位数 · 重难点题型练习</w:t>
       </w:r>
     </w:p>
     <w:p>
@@ -44,7 +44,7 @@
           <w:color w:val="1E7EB8"/>
           <w:sz w:val="18"/>
         </w:rPr>
-        <w:t>限时 约 15 分钟　|　问的是哪个量、单位换算后再比快慢　|　番茄钟自计时</w:t>
+        <w:t>限时 约 15 分钟　|　部分积错位、估算方法选择、积的变化　|　番茄钟自计时</w:t>
       </w:r>
     </w:p>
     <w:p>
@@ -84,7 +84,7 @@
           <w:b w:val="0"/>
           <w:sz w:val="20"/>
         </w:rPr>
-        <w:t>· 总价＝单价×数量</w:t>
+        <w:t>· 积的变化规律；估算（够不够）</w:t>
       </w:r>
     </w:p>
     <w:p>
@@ -97,7 +97,7 @@
           <w:b w:val="0"/>
           <w:sz w:val="20"/>
         </w:rPr>
-        <w:t>· 路程＝速度×时间</w:t>
+        <w:t>· 竖式部分积意义（×10 / ×几十）</w:t>
       </w:r>
     </w:p>
     <w:p>
@@ -110,7 +110,7 @@
           <w:b w:val="0"/>
           <w:sz w:val="20"/>
         </w:rPr>
-        <w:t>· 总数与部分；已知求未知量</w:t>
+        <w:t>· 速度×时间＝路程等乘算应用</w:t>
       </w:r>
     </w:p>
     <w:p>
